--- a/spa/docx/40.content.docx
+++ b/spa/docx/40.content.docx
@@ -8743,7 +8743,7 @@
         <w:rPr>
           <w:lang w:val="es_ES" w:bidi="es_ES"/>
         </w:rPr>
-        <w:t xml:space="preserve"> Habló muchas cosas mediante parábolas. Dijo: «Un sembrador salió a sembrar.</w:t>
+        <w:t xml:space="preserve"> Habló muchas cosas mediante parábolas. Dijo: «Un sembrador salió a sembrar. [[4]]Y mientras sembraba, una parte de las semillas cayó junto al camino. Vinieron las aves y se las comieron.</w:t>
       </w:r>
     </w:p>
     <w:p>
@@ -10376,7 +10376,7 @@
         <w:rPr>
           <w:lang w:val="es_ES" w:bidi="es_ES"/>
         </w:rPr>
-        <w:t xml:space="preserve"> Después de despedir a la multitud y cuando ya estuvo solo, Jesús subió al monte a orar. Estuvo allí a solas cuando anocheció.</w:t>
+        <w:t xml:space="preserve"> Después de despedir a la multitud y cuando ya estuvo solo, Jesús subió al monte a orar. Estuvo allí a solas cuando anocheció. [[24]] La barca ya estaba en medio del lago, y los discípulos luchaban contra el viento y las olas.</w:t>
       </w:r>
     </w:p>
     <w:p>
@@ -11421,7 +11421,7 @@
         <w:rPr>
           <w:lang w:val="es_ES" w:bidi="es_ES"/>
         </w:rPr>
-        <w:t xml:space="preserve"> Todos comieron y quedaron satisfechos; y los discípulos recogieron siete cestas grandes llenas de los pedazos que sobraron.</w:t>
+        <w:t xml:space="preserve"> Todos comieron y quedaron satisfechos; y los discípulos recogieron siete cestas grandes llenas de los pedazos que sobraron. [[38]] Había cuatro mil hombres, más las mujeres y los niños.</w:t>
       </w:r>
     </w:p>
     <w:p>
@@ -14294,7 +14294,7 @@
         <w:rPr>
           <w:lang w:val="es_ES" w:bidi="es_ES"/>
         </w:rPr>
-        <w:t xml:space="preserve"> Pues tómalo y vete. Si quiero dar a este último lo mismo que a ti,</w:t>
+        <w:t xml:space="preserve"> Pues tómalo y vete. Si quiero dar a este último lo mismo que a ti, [[15]]¿no tengo derecho a hacer lo que quiero con lo mío? O es que al ser generoso yo, ¿te pones envidioso?".</w:t>
       </w:r>
     </w:p>
     <w:p>
@@ -16069,7 +16069,7 @@
         <w:rPr>
           <w:lang w:val="es_ES" w:bidi="es_ES"/>
         </w:rPr>
-        <w:t xml:space="preserve"> Jesús conocía sus malas intenciones, así que les dijo: —¿Por qué me tientan, hipócritas?</w:t>
+        <w:t xml:space="preserve"> Jesús conocía sus malas intenciones, así que les dijo: —¿Por qué me tientan, hipócritas? [[19]]Muéstrenme la moneda del tributo. Y ellos se la presentaron.</w:t>
       </w:r>
     </w:p>
     <w:p>
@@ -16195,7 +16195,7 @@
         <w:rPr>
           <w:lang w:val="es_ES" w:bidi="es_ES"/>
         </w:rPr>
-        <w:t xml:space="preserve"> Pues bien, había entre nosotros siete hermanos; el primero se casó y murió sin tener hijos, y le dejó su esposa a su hermano.</w:t>
+        <w:t xml:space="preserve"> Pues bien, había entre nosotros siete hermanos; el primero se casó y murió sin tener hijos, y le dejó su esposa a su hermano. [[26]]Así también el segundo, y el tercero, hasta los siete.</w:t>
       </w:r>
     </w:p>
     <w:p>
@@ -16216,7 +16216,7 @@
         <w:rPr>
           <w:lang w:val="es_ES" w:bidi="es_ES"/>
         </w:rPr>
-        <w:t xml:space="preserve"> Pero después de todos murió la mujer.</w:t>
+        <w:t xml:space="preserve"> Pero después de todos murió la mujer. [[28]]En la resurrección, ¿de cuál de los siete será esposa, pues todos estuvieron casados con ella?</w:t>
       </w:r>
     </w:p>
     <w:p>
@@ -16925,7 +16925,7 @@
         <w:rPr>
           <w:lang w:val="es_ES" w:bidi="es_ES"/>
         </w:rPr>
-        <w:t xml:space="preserve"> ¡Ay de ustedes, guías ciegos! Dicen: "Cuando alguien jura por el templo, su juramento no es nada; pero el que jure por el oro del templo, está obligado".</w:t>
+        <w:t xml:space="preserve"> ¡Ay de ustedes, guías ciegos! Dicen: "Cuando alguien jura por el templo, su juramento no es nada; pero el que jure por el oro del templo, está obligado". [[17]]¡Insensatos y ciegos! ¿Qué es más importante, el oro o el templo que santifica ese oro?</w:t>
       </w:r>
     </w:p>
     <w:p>
@@ -18180,7 +18180,7 @@
         <w:rPr>
           <w:lang w:val="es_ES" w:bidi="es_ES"/>
         </w:rPr>
-        <w:t xml:space="preserve"> Cuando venga el Hijo del hombre, será como en los tiempos de Noé.</w:t>
+        <w:t xml:space="preserve"> Cuando venga el Hijo del hombre, será como en los tiempos de Noé. [[38]]Aquellos incrédulos continuaban con su vida cotidiana, comiendo, bebiendo, casándose y celebrando bodas, hasta el día en que Noé entró en el arca. [[39]]No entendieron hasta que llegó el diluvio y se los llevó a todos. Será así cuando venga el Hijo del hombre.</w:t>
       </w:r>
     </w:p>
     <w:p>
@@ -18490,7 +18490,7 @@
         <w:rPr>
           <w:lang w:val="es_ES" w:bidi="es_ES"/>
         </w:rPr>
-        <w:t xml:space="preserve"> Cinco de ellas eran sabias mientras que las otras cinco eran insensatas.</w:t>
+        <w:t xml:space="preserve"> Cinco de ellas eran sabias mientras que las otras cinco eran insensatas. [[3]] Las insensatas llevaron sus lámparas, pero no llevaron aceite aparte. [[4]] Las sabias llevaron sus lámparas además de aceite en vasijas.</w:t>
       </w:r>
     </w:p>
     <w:p>
@@ -18910,7 +18910,7 @@
         <w:rPr>
           <w:lang w:val="es_ES" w:bidi="es_ES"/>
         </w:rPr>
-        <w:t xml:space="preserve"> El que había recibido una bolsa de dinero se presentó y dijo: "Señor, sabía que eres un hombre severo, que cosechas donde no sembraste y recoges donde no esparciste;</w:t>
+        <w:t xml:space="preserve"> El que había recibido una bolsa de dinero se presentó y dijo: "Señor, sabía que eres un hombre severo, que cosechas donde no sembraste y recoges donde no esparciste; [[25]]por eso, tuve miedo y fui y escondí tu dinero en la tierra. Aquí lo tienes".</w:t>
       </w:r>
     </w:p>
     <w:p>
@@ -19430,7 +19430,7 @@
         <w:rPr>
           <w:lang w:val="es_ES" w:bidi="es_ES"/>
         </w:rPr>
-        <w:t xml:space="preserve"> En ese momento, los principales sacerdotes y los ancianos del pueblo se reunieron en el patio del sumo sacerdote llamado Caifás,</w:t>
+        <w:t xml:space="preserve"> En ese momento, los principales sacerdotes y los ancianos del pueblo se reunieron en el patio del sumo sacerdote llamado Caifás, [[4]] y conspiraron para arrestar a Jesús con algún engaño y matarlo.</w:t>
       </w:r>
     </w:p>
     <w:p>
@@ -19766,7 +19766,7 @@
         <w:rPr>
           <w:lang w:val="es_ES" w:bidi="es_ES"/>
         </w:rPr>
-        <w:t xml:space="preserve"> Mientras comían, dijo: —Les aseguro que uno de ustedes me va a traicionar.</w:t>
+        <w:t xml:space="preserve"> Mientras comían, dijo: —Les aseguro que uno de ustedes me va a traicionar. [[20]] Esa noche, Jesus estaba sentado a la mesa con los doce discípulos.</w:t>
       </w:r>
     </w:p>
     <w:p>
@@ -20690,7 +20690,7 @@
         <w:rPr>
           <w:lang w:val="es_ES" w:bidi="es_ES"/>
         </w:rPr>
-        <w:t xml:space="preserve"> —¡Blasfemia! —exclamó el sumo sacerdote, rasgándose la ropa—. No necesitamos más testigos. ¡Ya han oído la blasfemia!</w:t>
+        <w:t xml:space="preserve"> —¡Blasfemia! —exclamó el sumo sacerdote, rasgándose la ropa—. No necesitamos más testigos. ¡Ya han oído la blasfemia! [[66]]¿Qué les parece? Ellos respondieron: —¡Merece la muerte!</w:t>
       </w:r>
     </w:p>
     <w:p>
@@ -22381,7 +22381,7 @@
         <w:rPr>
           <w:lang w:val="es_ES" w:bidi="es_ES"/>
         </w:rPr>
-        <w:t xml:space="preserve"> Los guardias, temblando de miedo, se quedaron como muertos.</w:t>
+        <w:t xml:space="preserve"> Los guardias, temblando de miedo, se quedaron como muertos. [[5]]Pero el ángel dijo a las mujeres: ―No teman. Sé que buscan a Jesús, el crucificado.</w:t>
       </w:r>
     </w:p>
     <w:p>
@@ -22696,7 +22696,7 @@
         <w:rPr>
           <w:lang w:val="es_ES" w:bidi="es_ES"/>
         </w:rPr>
-        <w:t xml:space="preserve"> y enséñenles a obedecer todo lo que les he mandado. Y recuerden, yo estaré con ustedes todos los días, hasta el fin del mundo. [[19]]Muéstrenme la moneda del tributo. Y ellos se la presentaron. [[26]]Así también el segundo, y el tercero, hasta los siete. [[28]]En la resurrección, ¿de cuál de los siete será esposa, pues todos estuvieron casados con ella? [[17]]¡Insensatos y ciegos! ¿Qué es más importante, el oro o el templo que santifica ese oro? [[38]]Aquellos incrédulos continuaban con su vida cotidiana, comiendo, bebiendo, casándose y celebrando bodas, hasta el día en que Noé entró en el arca. [[39]]No entendieron hasta que llegó el diluvio y se los llevó a todos. Será así cuando venga el Hijo del hombre. [[3]] Las insensatas llevaron sus lámparas, pero no llevaron aceite aparte. [[4]] Las sabias llevaron sus lámparas además de aceite en vasijas. [[25]]por eso, tuve miedo y fui y escondí tu dinero en la tierra. Aquí lo tienes". [[4]]Y mientras sembraba, una parte de las semillas cayó junto al camino. Vinieron las aves y se las comieron. [[24]] La barca ya estaba en medio del lago, y los discípulos luchaban contra el viento y las olas. [[38]] Había cuatro mil hombres, más las mujeres y los niños. [[15]]¿no tengo derecho a hacer lo que quiero con lo mío? O es que al ser generoso yo, ¿te pones envidioso?". [[4]] y conspiraron para arrestar a Jesús con algún engaño y matarlo. [[20]] Esa noche, Jesus estaba sentado a la mesa con los doce discípulos. [[66]]¿Qué les parece? Ellos respondieron: —¡Merece la muerte! [[5]]Pero el ángel dijo a las mujeres: ―No teman. Sé que buscan a Jesús, el crucificado.</w:t>
+        <w:t xml:space="preserve"> y enséñenles a obedecer todo lo que les he mandado. Y recuerden, yo estaré con ustedes todos los días, hasta el fin del mundo.</w:t>
       </w:r>
     </w:p>
     <w:sectPr>

--- a/spa/docx/40.content.docx
+++ b/spa/docx/40.content.docx
@@ -8722,7 +8722,7 @@
         <w:rPr>
           <w:lang w:val="es_ES" w:bidi="es_ES"/>
         </w:rPr>
-        <w:t xml:space="preserve"> Se reunió una gran multitud junto a él, tan grande que tuvo que subirse a una barca. Allí se sentó mientras toda la multitud estaba en la orilla escuchándole.</w:t>
+        <w:t xml:space="preserve"> Se reunió una gran multitud junto a él, tan grande que tuvo que subirse a una barca. Allí se sentó mientras toda la multitud estaba en la orilla escuchándole. [[4]]Y mientras sembraba, una parte de las semillas cayó junto al camino. Vinieron las aves y se las comieron.</w:t>
       </w:r>
     </w:p>
     <w:p>
@@ -8743,7 +8743,7 @@
         <w:rPr>
           <w:lang w:val="es_ES" w:bidi="es_ES"/>
         </w:rPr>
-        <w:t xml:space="preserve"> Habló muchas cosas mediante parábolas. Dijo: «Un sembrador salió a sembrar. [[4]]Y mientras sembraba, una parte de las semillas cayó junto al camino. Vinieron las aves y se las comieron.</w:t>
+        <w:t xml:space="preserve"> Habló muchas cosas mediante parábolas. Dijo: «Un sembrador salió a sembrar.</w:t>
       </w:r>
     </w:p>
     <w:p>
@@ -10355,7 +10355,7 @@
         <w:rPr>
           <w:lang w:val="es_ES" w:bidi="es_ES"/>
         </w:rPr>
-        <w:t xml:space="preserve"> Mientras despedía a la multitud, Jesús mandó a los discípulos que subieran en la barca y fueran delante de él al otro lado del lago.</w:t>
+        <w:t xml:space="preserve"> Mientras despedía a la multitud, Jesús mandó a los discípulos que subieran en la barca y fueran delante de él al otro lado del lago. [[24]] La barca ya estaba en medio del lago, y los discípulos luchaban contra el viento y las olas.</w:t>
       </w:r>
     </w:p>
     <w:p>
@@ -10376,7 +10376,7 @@
         <w:rPr>
           <w:lang w:val="es_ES" w:bidi="es_ES"/>
         </w:rPr>
-        <w:t xml:space="preserve"> Después de despedir a la multitud y cuando ya estuvo solo, Jesús subió al monte a orar. Estuvo allí a solas cuando anocheció. [[24]] La barca ya estaba en medio del lago, y los discípulos luchaban contra el viento y las olas.</w:t>
+        <w:t xml:space="preserve"> Después de despedir a la multitud y cuando ya estuvo solo, Jesús subió al monte a orar. Estuvo allí a solas cuando anocheció.</w:t>
       </w:r>
     </w:p>
     <w:p>
@@ -11400,7 +11400,7 @@
         <w:rPr>
           <w:lang w:val="es_ES" w:bidi="es_ES"/>
         </w:rPr>
-        <w:t xml:space="preserve"> Tomó los siete panes y los pescados, dio gracias, los partió y se los dio a los discípulos, y los discípulos los repartieron a la multitud.</w:t>
+        <w:t xml:space="preserve"> Tomó los siete panes y los pescados, dio gracias, los partió y se los dio a los discípulos, y los discípulos los repartieron a la multitud. [[38]] Había cuatro mil hombres, más las mujeres y los niños.</w:t>
       </w:r>
     </w:p>
     <w:p>
@@ -11421,7 +11421,7 @@
         <w:rPr>
           <w:lang w:val="es_ES" w:bidi="es_ES"/>
         </w:rPr>
-        <w:t xml:space="preserve"> Todos comieron y quedaron satisfechos; y los discípulos recogieron siete cestas grandes llenas de los pedazos que sobraron. [[38]] Había cuatro mil hombres, más las mujeres y los niños.</w:t>
+        <w:t xml:space="preserve"> Todos comieron y quedaron satisfechos; y los discípulos recogieron siete cestas grandes llenas de los pedazos que sobraron.</w:t>
       </w:r>
     </w:p>
     <w:p>
@@ -14273,7 +14273,7 @@
         <w:rPr>
           <w:lang w:val="es_ES" w:bidi="es_ES"/>
         </w:rPr>
-        <w:t xml:space="preserve"> »“Amigo —le contestó el dueño—, ¿no quedamos en que se te iba a pagar el salario de un día?</w:t>
+        <w:t xml:space="preserve"> »“Amigo —le contestó el dueño—, ¿no quedamos en que se te iba a pagar el salario de un día? [[15]]¿no tengo derecho a hacer lo que quiero con lo mío? O es que al ser generoso yo, ¿te pones envidioso?".</w:t>
       </w:r>
     </w:p>
     <w:p>
@@ -14294,7 +14294,7 @@
         <w:rPr>
           <w:lang w:val="es_ES" w:bidi="es_ES"/>
         </w:rPr>
-        <w:t xml:space="preserve"> Pues tómalo y vete. Si quiero dar a este último lo mismo que a ti, [[15]]¿no tengo derecho a hacer lo que quiero con lo mío? O es que al ser generoso yo, ¿te pones envidioso?".</w:t>
+        <w:t xml:space="preserve"> Pues tómalo y vete. Si quiero dar a este último lo mismo que a ti,</w:t>
       </w:r>
     </w:p>
     <w:p>
@@ -16048,7 +16048,7 @@
         <w:rPr>
           <w:lang w:val="es_ES" w:bidi="es_ES"/>
         </w:rPr>
-        <w:t xml:space="preserve"> Dinos, ¿está bien pagar impuestos al césar?</w:t>
+        <w:t xml:space="preserve"> Dinos, ¿está bien pagar impuestos al césar? [[19]]Muéstrenme la moneda del tributo. Y ellos se la presentaron.</w:t>
       </w:r>
     </w:p>
     <w:p>
@@ -16069,7 +16069,7 @@
         <w:rPr>
           <w:lang w:val="es_ES" w:bidi="es_ES"/>
         </w:rPr>
-        <w:t xml:space="preserve"> Jesús conocía sus malas intenciones, así que les dijo: —¿Por qué me tientan, hipócritas? [[19]]Muéstrenme la moneda del tributo. Y ellos se la presentaron.</w:t>
+        <w:t xml:space="preserve"> Jesús conocía sus malas intenciones, así que les dijo: —¿Por qué me tientan, hipócritas?</w:t>
       </w:r>
     </w:p>
     <w:p>
@@ -16174,7 +16174,7 @@
         <w:rPr>
           <w:lang w:val="es_ES" w:bidi="es_ES"/>
         </w:rPr>
-        <w:t xml:space="preserve"> —Maestro, Moisés dijo: "Si alguien muere sin tener hijos, su hermano debe casarse con su esposa y darle descendencia a su hermano".</w:t>
+        <w:t xml:space="preserve"> —Maestro, Moisés dijo: "Si alguien muere sin tener hijos, su hermano debe casarse con su esposa y darle descendencia a su hermano". [[26]]Así también el segundo, y el tercero, hasta los siete.</w:t>
       </w:r>
     </w:p>
     <w:p>
@@ -16195,7 +16195,7 @@
         <w:rPr>
           <w:lang w:val="es_ES" w:bidi="es_ES"/>
         </w:rPr>
-        <w:t xml:space="preserve"> Pues bien, había entre nosotros siete hermanos; el primero se casó y murió sin tener hijos, y le dejó su esposa a su hermano. [[26]]Así también el segundo, y el tercero, hasta los siete.</w:t>
+        <w:t xml:space="preserve"> Pues bien, había entre nosotros siete hermanos; el primero se casó y murió sin tener hijos, y le dejó su esposa a su hermano. [[28]]En la resurrección, ¿de cuál de los siete será esposa, pues todos estuvieron casados con ella?</w:t>
       </w:r>
     </w:p>
     <w:p>
@@ -16216,7 +16216,7 @@
         <w:rPr>
           <w:lang w:val="es_ES" w:bidi="es_ES"/>
         </w:rPr>
-        <w:t xml:space="preserve"> Pero después de todos murió la mujer. [[28]]En la resurrección, ¿de cuál de los siete será esposa, pues todos estuvieron casados con ella?</w:t>
+        <w:t xml:space="preserve"> Pero después de todos murió la mujer.</w:t>
       </w:r>
     </w:p>
     <w:p>
@@ -16904,7 +16904,7 @@
         <w:rPr>
           <w:lang w:val="es_ES" w:bidi="es_ES"/>
         </w:rPr>
-        <w:t xml:space="preserve"> ¡Ay de ustedes, hipócritas! Recorren el mar y la tierra para hacer un solo converso, y cuando lo consiguen, lo hacen dos veces más hijo del infierno que ustedes.</w:t>
+        <w:t xml:space="preserve"> ¡Ay de ustedes, hipócritas! Recorren el mar y la tierra para hacer un solo converso, y cuando lo consiguen, lo hacen dos veces más hijo del infierno que ustedes. [[17]]¡Insensatos y ciegos! ¿Qué es más importante, el oro o el templo que santifica ese oro?</w:t>
       </w:r>
     </w:p>
     <w:p>
@@ -16925,7 +16925,7 @@
         <w:rPr>
           <w:lang w:val="es_ES" w:bidi="es_ES"/>
         </w:rPr>
-        <w:t xml:space="preserve"> ¡Ay de ustedes, guías ciegos! Dicen: "Cuando alguien jura por el templo, su juramento no es nada; pero el que jure por el oro del templo, está obligado". [[17]]¡Insensatos y ciegos! ¿Qué es más importante, el oro o el templo que santifica ese oro?</w:t>
+        <w:t xml:space="preserve"> ¡Ay de ustedes, guías ciegos! Dicen: "Cuando alguien jura por el templo, su juramento no es nada; pero el que jure por el oro del templo, está obligado". ¡Insensatos y ciegos! ¿Qué es más importante, el oro o el templo que santifica ese oro?</w:t>
       </w:r>
     </w:p>
     <w:p>
@@ -18159,7 +18159,7 @@
         <w:rPr>
           <w:lang w:val="es_ES" w:bidi="es_ES"/>
         </w:rPr>
-        <w:t xml:space="preserve"> »Ahora bien, en cuanto al día y la hora, nadie los sabe, ni siquiera los ángeles, solo el Padre.</w:t>
+        <w:t xml:space="preserve"> »Ahora bien, en cuanto al día y la hora, nadie los sabe, ni siquiera los ángeles, solo el Padre. [[38]]Aquellos incrédulos continuaban con su vida cotidiana, comiendo, bebiendo, casándose y celebrando bodas, hasta el día en que Noé entró en el arca. [[39]]No entendieron hasta que llegó el diluvio y se los llevó a todos. Será así cuando venga el Hijo del hombre.</w:t>
       </w:r>
     </w:p>
     <w:p>
@@ -18180,7 +18180,7 @@
         <w:rPr>
           <w:lang w:val="es_ES" w:bidi="es_ES"/>
         </w:rPr>
-        <w:t xml:space="preserve"> Cuando venga el Hijo del hombre, será como en los tiempos de Noé. [[38]]Aquellos incrédulos continuaban con su vida cotidiana, comiendo, bebiendo, casándose y celebrando bodas, hasta el día en que Noé entró en el arca. [[39]]No entendieron hasta que llegó el diluvio y se los llevó a todos. Será así cuando venga el Hijo del hombre.</w:t>
+        <w:t xml:space="preserve"> Cuando venga el Hijo del hombre, será como en los tiempos de Noé.</w:t>
       </w:r>
     </w:p>
     <w:p>
@@ -18469,7 +18469,7 @@
         <w:rPr>
           <w:lang w:val="es_ES" w:bidi="es_ES"/>
         </w:rPr>
-        <w:t xml:space="preserve"> Entonces el reino de los cielos será semejante a las diez muchachas que tomaron sus lámparas y salieron a recibir al novio.</w:t>
+        <w:t xml:space="preserve"> Entonces el reino de los cielos será semejante a las diez muchachas que tomaron sus lámparas y salieron a recibir al novio. [[3]] Las insensatas llevaron sus lámparas, pero no llevaron aceite aparte. [[4]] Las sabias llevaron sus lámparas además de aceite en vasijas.</w:t>
       </w:r>
     </w:p>
     <w:p>
@@ -18490,7 +18490,7 @@
         <w:rPr>
           <w:lang w:val="es_ES" w:bidi="es_ES"/>
         </w:rPr>
-        <w:t xml:space="preserve"> Cinco de ellas eran sabias mientras que las otras cinco eran insensatas. [[3]] Las insensatas llevaron sus lámparas, pero no llevaron aceite aparte. [[4]] Las sabias llevaron sus lámparas además de aceite en vasijas.</w:t>
+        <w:t xml:space="preserve"> Cinco de ellas eran sabias mientras que las otras cinco eran insensatas.</w:t>
       </w:r>
     </w:p>
     <w:p>
@@ -18889,7 +18889,7 @@
         <w:rPr>
           <w:lang w:val="es_ES" w:bidi="es_ES"/>
         </w:rPr>
-        <w:t xml:space="preserve"> Su señor le dijo: "Bien hecho, siervo bueno y fiel. Has sido fiel con poco, así que te voy a recompensar con mucho. Entra a celebrar con tu señor".</w:t>
+        <w:t xml:space="preserve"> Su señor le dijo: "Bien hecho, siervo bueno y fiel. Has sido fiel con poco, así que te voy a recompensar con mucho. Entra a celebrar con tu señor". [[25]]por eso, tuve miedo y fui y escondí tu dinero en la tierra. Aquí lo tienes".</w:t>
       </w:r>
     </w:p>
     <w:p>
@@ -18910,7 +18910,7 @@
         <w:rPr>
           <w:lang w:val="es_ES" w:bidi="es_ES"/>
         </w:rPr>
-        <w:t xml:space="preserve"> El que había recibido una bolsa de dinero se presentó y dijo: "Señor, sabía que eres un hombre severo, que cosechas donde no sembraste y recoges donde no esparciste; [[25]]por eso, tuve miedo y fui y escondí tu dinero en la tierra. Aquí lo tienes".</w:t>
+        <w:t xml:space="preserve"> El que había recibido una bolsa de dinero se presentó y dijo: "Señor, sabía que eres un hombre severo, que cosechas donde no sembraste y recoges donde no esparciste;</w:t>
       </w:r>
     </w:p>
     <w:p>
@@ -19409,7 +19409,7 @@
         <w:rPr>
           <w:lang w:val="es_ES" w:bidi="es_ES"/>
         </w:rPr>
-        <w:t xml:space="preserve"> «Como saben, dentro de dos días se celebra la Pascua, y el Hijo del hombre será entregado para que lo crucifiquen».</w:t>
+        <w:t xml:space="preserve"> «Como saben, dentro de dos días se celebra la Pascua, y el Hijo del hombre será entregado para que lo crucifiquen». [[4]] y conspiraron para arrestar a Jesús con algún engaño y matarlo.</w:t>
       </w:r>
     </w:p>
     <w:p>
@@ -19430,7 +19430,7 @@
         <w:rPr>
           <w:lang w:val="es_ES" w:bidi="es_ES"/>
         </w:rPr>
-        <w:t xml:space="preserve"> En ese momento, los principales sacerdotes y los ancianos del pueblo se reunieron en el patio del sumo sacerdote llamado Caifás, [[4]] y conspiraron para arrestar a Jesús con algún engaño y matarlo.</w:t>
+        <w:t xml:space="preserve"> En ese momento, los principales sacerdotes y los ancianos del pueblo se reunieron en el patio del sumo sacerdote llamado Caifás,</w:t>
       </w:r>
     </w:p>
     <w:p>
@@ -19745,7 +19745,7 @@
         <w:rPr>
           <w:lang w:val="es_ES" w:bidi="es_ES"/>
         </w:rPr>
-        <w:t xml:space="preserve"> Los discípulos hicieron como Jesús les había ordenado y prepararon la Pascua.</w:t>
+        <w:t xml:space="preserve"> Los discípulos hicieron como Jesús les había ordenado y prepararon la Pascua. [[20]] Esa noche, Jesus estaba sentado a la mesa con los doce discípulos.</w:t>
       </w:r>
     </w:p>
     <w:p>
@@ -19766,7 +19766,7 @@
         <w:rPr>
           <w:lang w:val="es_ES" w:bidi="es_ES"/>
         </w:rPr>
-        <w:t xml:space="preserve"> Mientras comían, dijo: —Les aseguro que uno de ustedes me va a traicionar. [[20]] Esa noche, Jesus estaba sentado a la mesa con los doce discípulos.</w:t>
+        <w:t xml:space="preserve"> Mientras comían, dijo: —Les aseguro que uno de ustedes me va a traicionar.</w:t>
       </w:r>
     </w:p>
     <w:p>
@@ -20669,7 +20669,7 @@
         <w:rPr>
           <w:lang w:val="es_ES" w:bidi="es_ES"/>
         </w:rPr>
-        <w:t xml:space="preserve"> —Tú lo has dicho —respondió Jesús—. Además, les digo que de ahora en adelante verán al Hijo del Hombre sentado a la diestra del Todopoderoso y viniendo sobre las nubes del cielo.</w:t>
+        <w:t xml:space="preserve"> —Tú lo has dicho —respondió Jesús—. Además, les digo que de ahora en adelante verán al Hijo del Hombre sentado a la diestra del Todopoderoso y viniendo sobre las nubes del cielo. [[66]]¿Qué les parece? Ellos respondieron: —¡Merece la muerte!</w:t>
       </w:r>
     </w:p>
     <w:p>
@@ -20690,7 +20690,7 @@
         <w:rPr>
           <w:lang w:val="es_ES" w:bidi="es_ES"/>
         </w:rPr>
-        <w:t xml:space="preserve"> —¡Blasfemia! —exclamó el sumo sacerdote, rasgándose la ropa—. No necesitamos más testigos. ¡Ya han oído la blasfemia! [[66]]¿Qué les parece? Ellos respondieron: —¡Merece la muerte!</w:t>
+        <w:t xml:space="preserve"> —¡Blasfemia! —exclamó el sumo sacerdote, rasgándose la ropa—. No necesitamos más testigos. ¡Ya han oído la blasfemia!</w:t>
       </w:r>
     </w:p>
     <w:p>
@@ -22360,7 +22360,7 @@
         <w:rPr>
           <w:lang w:val="es_ES" w:bidi="es_ES"/>
         </w:rPr>
-        <w:t xml:space="preserve"> Tenía el aspecto de un relámpago, y su ropa era blanca como la nieve.</w:t>
+        <w:t xml:space="preserve"> Tenía el aspecto de un relámpago, y su ropa era blanca como la nieve. [[5]]Pero el ángel dijo a las mujeres: ―No teman. Sé que buscan a Jesús, el crucificado.</w:t>
       </w:r>
     </w:p>
     <w:p>
@@ -22381,7 +22381,7 @@
         <w:rPr>
           <w:lang w:val="es_ES" w:bidi="es_ES"/>
         </w:rPr>
-        <w:t xml:space="preserve"> Los guardias, temblando de miedo, se quedaron como muertos. [[5]]Pero el ángel dijo a las mujeres: ―No teman. Sé que buscan a Jesús, el crucificado.</w:t>
+        <w:t xml:space="preserve"> Los guardias, temblando de miedo, se quedaron como muertos.</w:t>
       </w:r>
     </w:p>
     <w:p>
